--- a/Participants/2_Workflow_A_Impact_Strategy/Templates/Problem_Statement_and_Issue_Tree.docx
+++ b/Participants/2_Workflow_A_Impact_Strategy/Templates/Problem_Statement_and_Issue_Tree.docx
@@ -5,6 +5,7 @@
     <w:p>
       <w:r>
         <w:rPr>
+          <w:rFonts w:ascii="Lexend" w:hAnsi="Lexend" w:eastAsia="Lexend" w:cs="Lexend"/>
           <w:b/>
           <w:color w:val="007A87"/>
           <w:sz w:val="24"/>
@@ -18,6 +19,7 @@
       </w:pPr>
       <w:r>
         <w:rPr>
+          <w:rFonts w:ascii="Lexend" w:hAnsi="Lexend" w:eastAsia="Lexend" w:cs="Lexend"/>
           <w:b/>
           <w:color w:val="1B2A4A"/>
           <w:sz w:val="48"/>
@@ -28,6 +30,7 @@
     <w:p>
       <w:r>
         <w:rPr>
+          <w:rFonts w:ascii="Nunito" w:hAnsi="Nunito" w:eastAsia="Nunito" w:cs="Nunito"/>
           <w:i/>
           <w:color w:val="666666"/>
           <w:sz w:val="24"/>
@@ -52,6 +55,7 @@
           <w:p>
             <w:r>
               <w:rPr>
+                <w:rFonts w:ascii="Nunito" w:hAnsi="Nunito" w:eastAsia="Nunito" w:cs="Nunito"/>
                 <w:b/>
                 <w:color w:val="1B2A4A"/>
                 <w:sz w:val="20"/>
@@ -67,6 +71,7 @@
           <w:p>
             <w:r>
               <w:rPr>
+                <w:rFonts w:ascii="Nunito" w:hAnsi="Nunito" w:eastAsia="Nunito" w:cs="Nunito"/>
                 <w:color w:val="222222"/>
                 <w:sz w:val="20"/>
               </w:rPr>
@@ -83,6 +88,7 @@
           <w:p>
             <w:r>
               <w:rPr>
+                <w:rFonts w:ascii="Nunito" w:hAnsi="Nunito" w:eastAsia="Nunito" w:cs="Nunito"/>
                 <w:b/>
                 <w:color w:val="1B2A4A"/>
                 <w:sz w:val="20"/>
@@ -98,6 +104,7 @@
           <w:p>
             <w:r>
               <w:rPr>
+                <w:rFonts w:ascii="Nunito" w:hAnsi="Nunito" w:eastAsia="Nunito" w:cs="Nunito"/>
                 <w:color w:val="222222"/>
                 <w:sz w:val="20"/>
               </w:rPr>
@@ -114,6 +121,7 @@
           <w:p>
             <w:r>
               <w:rPr>
+                <w:rFonts w:ascii="Nunito" w:hAnsi="Nunito" w:eastAsia="Nunito" w:cs="Nunito"/>
                 <w:b/>
                 <w:color w:val="1B2A4A"/>
                 <w:sz w:val="20"/>
@@ -129,10 +137,11 @@
           <w:p>
             <w:r>
               <w:rPr>
+                <w:rFonts w:ascii="Nunito" w:hAnsi="Nunito" w:eastAsia="Nunito" w:cs="Nunito"/>
                 <w:color w:val="222222"/>
                 <w:sz w:val="20"/>
               </w:rPr>
-              <w:t>2.0 | July 2026</w:t>
+              <w:t>3.0 | July 2026</w:t>
             </w:r>
           </w:p>
         </w:tc>
@@ -152,7 +161,7 @@
       </w:pPr>
       <w:r>
         <w:rPr>
-          <w:rFonts w:ascii="Calibri" w:hAnsi="Calibri"/>
+          <w:rFonts w:ascii="Lexend" w:hAnsi="Lexend" w:eastAsia="Lexend" w:cs="Lexend"/>
           <w:color w:val="1B2A4A"/>
         </w:rPr>
         <w:t>Problem statement</w:t>
@@ -164,7 +173,7 @@
       </w:pPr>
       <w:r>
         <w:rPr>
-          <w:rFonts w:ascii="Calibri" w:hAnsi="Calibri"/>
+          <w:rFonts w:ascii="Nunito" w:hAnsi="Nunito" w:eastAsia="Nunito" w:cs="Nunito"/>
           <w:b w:val="0"/>
           <w:i w:val="0"/>
           <w:color w:val="222222"/>
@@ -179,7 +188,7 @@
       </w:pPr>
       <w:r>
         <w:rPr>
-          <w:rFonts w:ascii="Calibri" w:hAnsi="Calibri"/>
+          <w:rFonts w:ascii="Nunito" w:hAnsi="Nunito" w:eastAsia="Nunito" w:cs="Nunito"/>
           <w:b w:val="0"/>
           <w:i w:val="0"/>
           <w:color w:val="222222"/>
@@ -194,7 +203,7 @@
       </w:pPr>
       <w:r>
         <w:rPr>
-          <w:rFonts w:ascii="Calibri" w:hAnsi="Calibri"/>
+          <w:rFonts w:ascii="Lexend" w:hAnsi="Lexend" w:eastAsia="Lexend" w:cs="Lexend"/>
           <w:color w:val="1B2A4A"/>
         </w:rPr>
         <w:t>Issue tree (MECE)</w:t>
@@ -206,7 +215,7 @@
       </w:pPr>
       <w:r>
         <w:rPr>
-          <w:rFonts w:ascii="Calibri" w:hAnsi="Calibri"/>
+          <w:rFonts w:ascii="Nunito" w:hAnsi="Nunito" w:eastAsia="Nunito" w:cs="Nunito"/>
           <w:b w:val="0"/>
           <w:i w:val="0"/>
           <w:color w:val="222222"/>
@@ -223,19 +232,21 @@
         <w:tblLook w:firstColumn="1" w:firstRow="1" w:lastColumn="0" w:lastRow="0" w:noHBand="0" w:noVBand="1" w:val="04A0"/>
       </w:tblPr>
       <w:tblGrid>
-        <w:gridCol w:w="3173"/>
-        <w:gridCol w:w="3173"/>
-        <w:gridCol w:w="3173"/>
+        <w:gridCol w:w="2379"/>
+        <w:gridCol w:w="2379"/>
+        <w:gridCol w:w="2379"/>
+        <w:gridCol w:w="2379"/>
       </w:tblGrid>
       <w:tr>
         <w:tc>
           <w:tcPr>
-            <w:tcW w:type="dxa" w:w="2016"/>
+            <w:tcW w:type="dxa" w:w="1584"/>
             <w:shd w:val="clear" w:color="auto" w:fill="1B2A4A"/>
           </w:tcPr>
           <w:p>
             <w:r>
               <w:rPr>
+                <w:rFonts w:ascii="Lexend" w:hAnsi="Lexend" w:eastAsia="Lexend" w:cs="Lexend"/>
                 <w:b/>
                 <w:color w:val="FFFFFF"/>
                 <w:sz w:val="20"/>
@@ -246,12 +257,13 @@
         </w:tc>
         <w:tc>
           <w:tcPr>
-            <w:tcW w:type="dxa" w:w="3744"/>
+            <w:tcW w:type="dxa" w:w="2592"/>
             <w:shd w:val="clear" w:color="auto" w:fill="1B2A4A"/>
           </w:tcPr>
           <w:p>
             <w:r>
               <w:rPr>
+                <w:rFonts w:ascii="Lexend" w:hAnsi="Lexend" w:eastAsia="Lexend" w:cs="Lexend"/>
                 <w:b/>
                 <w:color w:val="FFFFFF"/>
                 <w:sz w:val="20"/>
@@ -262,12 +274,13 @@
         </w:tc>
         <w:tc>
           <w:tcPr>
-            <w:tcW w:type="dxa" w:w="3456"/>
+            <w:tcW w:type="dxa" w:w="2592"/>
             <w:shd w:val="clear" w:color="auto" w:fill="1B2A4A"/>
           </w:tcPr>
           <w:p>
             <w:r>
               <w:rPr>
+                <w:rFonts w:ascii="Lexend" w:hAnsi="Lexend" w:eastAsia="Lexend" w:cs="Lexend"/>
                 <w:b/>
                 <w:color w:val="FFFFFF"/>
                 <w:sz w:val="20"/>
@@ -276,15 +289,33 @@
             </w:r>
           </w:p>
         </w:tc>
+        <w:tc>
+          <w:tcPr>
+            <w:tcW w:type="dxa" w:w="2448"/>
+            <w:shd w:val="clear" w:color="auto" w:fill="1B2A4A"/>
+          </w:tcPr>
+          <w:p>
+            <w:r>
+              <w:rPr>
+                <w:rFonts w:ascii="Lexend" w:hAnsi="Lexend" w:eastAsia="Lexend" w:cs="Lexend"/>
+                <w:b/>
+                <w:color w:val="FFFFFF"/>
+                <w:sz w:val="20"/>
+              </w:rPr>
+              <w:t>Sources</w:t>
+            </w:r>
+          </w:p>
+        </w:tc>
       </w:tr>
       <w:tr>
         <w:tc>
           <w:tcPr>
-            <w:tcW w:type="dxa" w:w="2016"/>
+            <w:tcW w:type="dxa" w:w="1584"/>
           </w:tcPr>
           <w:p>
             <w:r>
               <w:rPr>
+                <w:rFonts w:ascii="Nunito" w:hAnsi="Nunito" w:eastAsia="Nunito" w:cs="Nunito"/>
                 <w:sz w:val="20"/>
               </w:rPr>
               <w:t>Programmes</w:t>
@@ -293,11 +324,12 @@
         </w:tc>
         <w:tc>
           <w:tcPr>
-            <w:tcW w:type="dxa" w:w="3744"/>
+            <w:tcW w:type="dxa" w:w="2592"/>
           </w:tcPr>
           <w:p>
             <w:r>
               <w:rPr>
+                <w:rFonts w:ascii="Nunito" w:hAnsi="Nunito" w:eastAsia="Nunito" w:cs="Nunito"/>
                 <w:sz w:val="20"/>
               </w:rPr>
             </w:r>
@@ -305,11 +337,25 @@
         </w:tc>
         <w:tc>
           <w:tcPr>
-            <w:tcW w:type="dxa" w:w="3456"/>
+            <w:tcW w:type="dxa" w:w="2592"/>
           </w:tcPr>
           <w:p>
             <w:r>
               <w:rPr>
+                <w:rFonts w:ascii="Nunito" w:hAnsi="Nunito" w:eastAsia="Nunito" w:cs="Nunito"/>
+                <w:sz w:val="20"/>
+              </w:rPr>
+            </w:r>
+          </w:p>
+        </w:tc>
+        <w:tc>
+          <w:tcPr>
+            <w:tcW w:type="dxa" w:w="2448"/>
+          </w:tcPr>
+          <w:p>
+            <w:r>
+              <w:rPr>
+                <w:rFonts w:ascii="Nunito" w:hAnsi="Nunito" w:eastAsia="Nunito" w:cs="Nunito"/>
                 <w:sz w:val="20"/>
               </w:rPr>
             </w:r>
@@ -319,12 +365,13 @@
       <w:tr>
         <w:tc>
           <w:tcPr>
-            <w:tcW w:type="dxa" w:w="2016"/>
+            <w:tcW w:type="dxa" w:w="1584"/>
             <w:shd w:val="clear" w:color="auto" w:fill="F2F4F7"/>
           </w:tcPr>
           <w:p>
             <w:r>
               <w:rPr>
+                <w:rFonts w:ascii="Nunito" w:hAnsi="Nunito" w:eastAsia="Nunito" w:cs="Nunito"/>
                 <w:sz w:val="20"/>
               </w:rPr>
               <w:t>Geography</w:t>
@@ -333,12 +380,13 @@
         </w:tc>
         <w:tc>
           <w:tcPr>
-            <w:tcW w:type="dxa" w:w="3744"/>
+            <w:tcW w:type="dxa" w:w="2592"/>
             <w:shd w:val="clear" w:color="auto" w:fill="F2F4F7"/>
           </w:tcPr>
           <w:p>
             <w:r>
               <w:rPr>
+                <w:rFonts w:ascii="Nunito" w:hAnsi="Nunito" w:eastAsia="Nunito" w:cs="Nunito"/>
                 <w:sz w:val="20"/>
               </w:rPr>
             </w:r>
@@ -346,12 +394,27 @@
         </w:tc>
         <w:tc>
           <w:tcPr>
-            <w:tcW w:type="dxa" w:w="3456"/>
+            <w:tcW w:type="dxa" w:w="2592"/>
             <w:shd w:val="clear" w:color="auto" w:fill="F2F4F7"/>
           </w:tcPr>
           <w:p>
             <w:r>
               <w:rPr>
+                <w:rFonts w:ascii="Nunito" w:hAnsi="Nunito" w:eastAsia="Nunito" w:cs="Nunito"/>
+                <w:sz w:val="20"/>
+              </w:rPr>
+            </w:r>
+          </w:p>
+        </w:tc>
+        <w:tc>
+          <w:tcPr>
+            <w:tcW w:type="dxa" w:w="2448"/>
+            <w:shd w:val="clear" w:color="auto" w:fill="F2F4F7"/>
+          </w:tcPr>
+          <w:p>
+            <w:r>
+              <w:rPr>
+                <w:rFonts w:ascii="Nunito" w:hAnsi="Nunito" w:eastAsia="Nunito" w:cs="Nunito"/>
                 <w:sz w:val="20"/>
               </w:rPr>
             </w:r>
@@ -361,11 +424,12 @@
       <w:tr>
         <w:tc>
           <w:tcPr>
-            <w:tcW w:type="dxa" w:w="2016"/>
+            <w:tcW w:type="dxa" w:w="1584"/>
           </w:tcPr>
           <w:p>
             <w:r>
               <w:rPr>
+                <w:rFonts w:ascii="Nunito" w:hAnsi="Nunito" w:eastAsia="Nunito" w:cs="Nunito"/>
                 <w:sz w:val="20"/>
               </w:rPr>
               <w:t>Funding</w:t>
@@ -374,11 +438,12 @@
         </w:tc>
         <w:tc>
           <w:tcPr>
-            <w:tcW w:type="dxa" w:w="3744"/>
+            <w:tcW w:type="dxa" w:w="2592"/>
           </w:tcPr>
           <w:p>
             <w:r>
               <w:rPr>
+                <w:rFonts w:ascii="Nunito" w:hAnsi="Nunito" w:eastAsia="Nunito" w:cs="Nunito"/>
                 <w:sz w:val="20"/>
               </w:rPr>
             </w:r>
@@ -386,11 +451,25 @@
         </w:tc>
         <w:tc>
           <w:tcPr>
-            <w:tcW w:type="dxa" w:w="3456"/>
+            <w:tcW w:type="dxa" w:w="2592"/>
           </w:tcPr>
           <w:p>
             <w:r>
               <w:rPr>
+                <w:rFonts w:ascii="Nunito" w:hAnsi="Nunito" w:eastAsia="Nunito" w:cs="Nunito"/>
+                <w:sz w:val="20"/>
+              </w:rPr>
+            </w:r>
+          </w:p>
+        </w:tc>
+        <w:tc>
+          <w:tcPr>
+            <w:tcW w:type="dxa" w:w="2448"/>
+          </w:tcPr>
+          <w:p>
+            <w:r>
+              <w:rPr>
+                <w:rFonts w:ascii="Nunito" w:hAnsi="Nunito" w:eastAsia="Nunito" w:cs="Nunito"/>
                 <w:sz w:val="20"/>
               </w:rPr>
             </w:r>
@@ -400,12 +479,13 @@
       <w:tr>
         <w:tc>
           <w:tcPr>
-            <w:tcW w:type="dxa" w:w="2016"/>
+            <w:tcW w:type="dxa" w:w="1584"/>
             <w:shd w:val="clear" w:color="auto" w:fill="F2F4F7"/>
           </w:tcPr>
           <w:p>
             <w:r>
               <w:rPr>
+                <w:rFonts w:ascii="Nunito" w:hAnsi="Nunito" w:eastAsia="Nunito" w:cs="Nunito"/>
                 <w:sz w:val="20"/>
               </w:rPr>
               <w:t>Operations</w:t>
@@ -414,12 +494,13 @@
         </w:tc>
         <w:tc>
           <w:tcPr>
-            <w:tcW w:type="dxa" w:w="3744"/>
+            <w:tcW w:type="dxa" w:w="2592"/>
             <w:shd w:val="clear" w:color="auto" w:fill="F2F4F7"/>
           </w:tcPr>
           <w:p>
             <w:r>
               <w:rPr>
+                <w:rFonts w:ascii="Nunito" w:hAnsi="Nunito" w:eastAsia="Nunito" w:cs="Nunito"/>
                 <w:sz w:val="20"/>
               </w:rPr>
             </w:r>
@@ -427,12 +508,27 @@
         </w:tc>
         <w:tc>
           <w:tcPr>
-            <w:tcW w:type="dxa" w:w="3456"/>
+            <w:tcW w:type="dxa" w:w="2592"/>
             <w:shd w:val="clear" w:color="auto" w:fill="F2F4F7"/>
           </w:tcPr>
           <w:p>
             <w:r>
               <w:rPr>
+                <w:rFonts w:ascii="Nunito" w:hAnsi="Nunito" w:eastAsia="Nunito" w:cs="Nunito"/>
+                <w:sz w:val="20"/>
+              </w:rPr>
+            </w:r>
+          </w:p>
+        </w:tc>
+        <w:tc>
+          <w:tcPr>
+            <w:tcW w:type="dxa" w:w="2448"/>
+            <w:shd w:val="clear" w:color="auto" w:fill="F2F4F7"/>
+          </w:tcPr>
+          <w:p>
+            <w:r>
+              <w:rPr>
+                <w:rFonts w:ascii="Nunito" w:hAnsi="Nunito" w:eastAsia="Nunito" w:cs="Nunito"/>
                 <w:sz w:val="20"/>
               </w:rPr>
             </w:r>
@@ -442,11 +538,12 @@
       <w:tr>
         <w:tc>
           <w:tcPr>
-            <w:tcW w:type="dxa" w:w="2016"/>
+            <w:tcW w:type="dxa" w:w="1584"/>
           </w:tcPr>
           <w:p>
             <w:r>
               <w:rPr>
+                <w:rFonts w:ascii="Nunito" w:hAnsi="Nunito" w:eastAsia="Nunito" w:cs="Nunito"/>
                 <w:sz w:val="20"/>
               </w:rPr>
               <w:t>Measurement</w:t>
@@ -455,11 +552,12 @@
         </w:tc>
         <w:tc>
           <w:tcPr>
-            <w:tcW w:type="dxa" w:w="3744"/>
+            <w:tcW w:type="dxa" w:w="2592"/>
           </w:tcPr>
           <w:p>
             <w:r>
               <w:rPr>
+                <w:rFonts w:ascii="Nunito" w:hAnsi="Nunito" w:eastAsia="Nunito" w:cs="Nunito"/>
                 <w:sz w:val="20"/>
               </w:rPr>
             </w:r>
@@ -467,11 +565,25 @@
         </w:tc>
         <w:tc>
           <w:tcPr>
-            <w:tcW w:type="dxa" w:w="3456"/>
+            <w:tcW w:type="dxa" w:w="2592"/>
           </w:tcPr>
           <w:p>
             <w:r>
               <w:rPr>
+                <w:rFonts w:ascii="Nunito" w:hAnsi="Nunito" w:eastAsia="Nunito" w:cs="Nunito"/>
+                <w:sz w:val="20"/>
+              </w:rPr>
+            </w:r>
+          </w:p>
+        </w:tc>
+        <w:tc>
+          <w:tcPr>
+            <w:tcW w:type="dxa" w:w="2448"/>
+          </w:tcPr>
+          <w:p>
+            <w:r>
+              <w:rPr>
+                <w:rFonts w:ascii="Nunito" w:hAnsi="Nunito" w:eastAsia="Nunito" w:cs="Nunito"/>
                 <w:sz w:val="20"/>
               </w:rPr>
             </w:r>
@@ -482,11 +594,26 @@
     <w:p/>
     <w:p>
       <w:pPr>
+        <w:spacing w:after="120"/>
+      </w:pPr>
+      <w:r>
+        <w:rPr>
+          <w:rFonts w:ascii="Nunito" w:hAnsi="Nunito" w:eastAsia="Nunito" w:cs="Nunito"/>
+          <w:b w:val="0"/>
+          <w:i/>
+          <w:color w:val="222222"/>
+          <w:sz w:val="20"/>
+        </w:rPr>
+        <w:t>Sources column: cite transcript CODE (Speaker) and/or document Ref + section (e.g. D-02 §1; BN-02 Tuan). Do not leave Sources blank for any hypothesis you intend to test.</w:t>
+      </w:r>
+    </w:p>
+    <w:p>
+      <w:pPr>
         <w:pStyle w:val="Heading2"/>
       </w:pPr>
       <w:r>
         <w:rPr>
-          <w:rFonts w:ascii="Calibri" w:hAnsi="Calibri"/>
+          <w:rFonts w:ascii="Lexend" w:hAnsi="Lexend" w:eastAsia="Lexend" w:cs="Lexend"/>
           <w:color w:val="1B2A4A"/>
         </w:rPr>
         <w:t>Hypotheses to test (each should imply an Analysis Request)</w:t>
@@ -498,7 +625,7 @@
       </w:pPr>
       <w:r>
         <w:rPr>
-          <w:rFonts w:ascii="Calibri" w:hAnsi="Calibri"/>
+          <w:rFonts w:ascii="Nunito" w:hAnsi="Nunito" w:eastAsia="Nunito" w:cs="Nunito"/>
           <w:b w:val="0"/>
           <w:i w:val="0"/>
           <w:color w:val="222222"/>
@@ -513,7 +640,22 @@
       </w:pPr>
       <w:r>
         <w:rPr>
-          <w:rFonts w:ascii="Calibri" w:hAnsi="Calibri"/>
+          <w:rFonts w:ascii="Nunito" w:hAnsi="Nunito" w:eastAsia="Nunito" w:cs="Nunito"/>
+          <w:b w:val="0"/>
+          <w:i w:val="0"/>
+          <w:color w:val="222222"/>
+          <w:sz w:val="22"/>
+        </w:rPr>
+        <w:t xml:space="preserve">    Sources: ________________________________________</w:t>
+      </w:r>
+    </w:p>
+    <w:p>
+      <w:pPr>
+        <w:spacing w:after="120"/>
+      </w:pPr>
+      <w:r>
+        <w:rPr>
+          <w:rFonts w:ascii="Nunito" w:hAnsi="Nunito" w:eastAsia="Nunito" w:cs="Nunito"/>
           <w:b w:val="0"/>
           <w:i w:val="0"/>
           <w:color w:val="222222"/>
@@ -528,7 +670,7 @@
       </w:pPr>
       <w:r>
         <w:rPr>
-          <w:rFonts w:ascii="Calibri" w:hAnsi="Calibri"/>
+          <w:rFonts w:ascii="Nunito" w:hAnsi="Nunito" w:eastAsia="Nunito" w:cs="Nunito"/>
           <w:b w:val="0"/>
           <w:i w:val="0"/>
           <w:color w:val="222222"/>
@@ -543,7 +685,22 @@
       </w:pPr>
       <w:r>
         <w:rPr>
-          <w:rFonts w:ascii="Calibri" w:hAnsi="Calibri"/>
+          <w:rFonts w:ascii="Nunito" w:hAnsi="Nunito" w:eastAsia="Nunito" w:cs="Nunito"/>
+          <w:b w:val="0"/>
+          <w:i w:val="0"/>
+          <w:color w:val="222222"/>
+          <w:sz w:val="22"/>
+        </w:rPr>
+        <w:t xml:space="preserve">    Sources: ________________________________________</w:t>
+      </w:r>
+    </w:p>
+    <w:p>
+      <w:pPr>
+        <w:spacing w:after="120"/>
+      </w:pPr>
+      <w:r>
+        <w:rPr>
+          <w:rFonts w:ascii="Nunito" w:hAnsi="Nunito" w:eastAsia="Nunito" w:cs="Nunito"/>
           <w:b w:val="0"/>
           <w:i w:val="0"/>
           <w:color w:val="222222"/>
@@ -558,7 +715,7 @@
       </w:pPr>
       <w:r>
         <w:rPr>
-          <w:rFonts w:ascii="Calibri" w:hAnsi="Calibri"/>
+          <w:rFonts w:ascii="Nunito" w:hAnsi="Nunito" w:eastAsia="Nunito" w:cs="Nunito"/>
           <w:b w:val="0"/>
           <w:i w:val="0"/>
           <w:color w:val="222222"/>
@@ -573,7 +730,22 @@
       </w:pPr>
       <w:r>
         <w:rPr>
-          <w:rFonts w:ascii="Calibri" w:hAnsi="Calibri"/>
+          <w:rFonts w:ascii="Nunito" w:hAnsi="Nunito" w:eastAsia="Nunito" w:cs="Nunito"/>
+          <w:b w:val="0"/>
+          <w:i w:val="0"/>
+          <w:color w:val="222222"/>
+          <w:sz w:val="22"/>
+        </w:rPr>
+        <w:t xml:space="preserve">    Sources: ________________________________________</w:t>
+      </w:r>
+    </w:p>
+    <w:p>
+      <w:pPr>
+        <w:spacing w:after="120"/>
+      </w:pPr>
+      <w:r>
+        <w:rPr>
+          <w:rFonts w:ascii="Nunito" w:hAnsi="Nunito" w:eastAsia="Nunito" w:cs="Nunito"/>
           <w:b w:val="0"/>
           <w:i w:val="0"/>
           <w:color w:val="222222"/>
@@ -588,7 +760,7 @@
       </w:pPr>
       <w:r>
         <w:rPr>
-          <w:rFonts w:ascii="Calibri" w:hAnsi="Calibri"/>
+          <w:rFonts w:ascii="Nunito" w:hAnsi="Nunito" w:eastAsia="Nunito" w:cs="Nunito"/>
           <w:b w:val="0"/>
           <w:i w:val="0"/>
           <w:color w:val="222222"/>
@@ -603,7 +775,22 @@
       </w:pPr>
       <w:r>
         <w:rPr>
-          <w:rFonts w:ascii="Calibri" w:hAnsi="Calibri"/>
+          <w:rFonts w:ascii="Nunito" w:hAnsi="Nunito" w:eastAsia="Nunito" w:cs="Nunito"/>
+          <w:b w:val="0"/>
+          <w:i w:val="0"/>
+          <w:color w:val="222222"/>
+          <w:sz w:val="22"/>
+        </w:rPr>
+        <w:t xml:space="preserve">    Sources: ________________________________________</w:t>
+      </w:r>
+    </w:p>
+    <w:p>
+      <w:pPr>
+        <w:spacing w:after="120"/>
+      </w:pPr>
+      <w:r>
+        <w:rPr>
+          <w:rFonts w:ascii="Nunito" w:hAnsi="Nunito" w:eastAsia="Nunito" w:cs="Nunito"/>
           <w:b w:val="0"/>
           <w:i w:val="0"/>
           <w:color w:val="222222"/>
@@ -989,7 +1176,7 @@
       <w:spacing w:after="120" w:line="276" w:lineRule="auto"/>
     </w:pPr>
     <w:rPr>
-      <w:rFonts w:ascii="Calibri" w:hAnsi="Calibri"/>
+      <w:rFonts w:ascii="Nunito" w:hAnsi="Nunito" w:eastAsia="Nunito" w:cs="Nunito"/>
       <w:color w:val="222222"/>
       <w:sz w:val="22"/>
     </w:rPr>

--- a/Participants/2_Workflow_A_Impact_Strategy/Templates/Problem_Statement_and_Issue_Tree.docx
+++ b/Participants/2_Workflow_A_Impact_Strategy/Templates/Problem_Statement_and_Issue_Tree.docx
@@ -141,7 +141,7 @@
                 <w:color w:val="222222"/>
                 <w:sz w:val="20"/>
               </w:rPr>
-              <w:t>3.0 | July 2026</w:t>
+              <w:t>3.1 | July-September 2026</w:t>
             </w:r>
           </w:p>
         </w:tc>

--- a/Participants/2_Workflow_A_Impact_Strategy/Templates/Problem_Statement_and_Issue_Tree.docx
+++ b/Participants/2_Workflow_A_Impact_Strategy/Templates/Problem_Statement_and_Issue_Tree.docx
@@ -164,7 +164,7 @@
           <w:rFonts w:ascii="Lexend" w:hAnsi="Lexend" w:eastAsia="Lexend" w:cs="Lexend"/>
           <w:color w:val="1B2A4A"/>
         </w:rPr>
-        <w:t>Problem statement</w:t>
+        <w:t>Problem / decision statement</w:t>
       </w:r>
     </w:p>
     <w:p>
@@ -179,7 +179,22 @@
           <w:color w:val="222222"/>
           <w:sz w:val="22"/>
         </w:rPr>
-        <w:t>Restate the Board's question in one precise sentence of your own:</w:t>
+        <w:t>In one precise sentence, state the decision the Board must make. Use your own words. Copying or lightly editing the engagement letter is not enough.</w:t>
+      </w:r>
+    </w:p>
+    <w:p>
+      <w:pPr>
+        <w:spacing w:after="120"/>
+      </w:pPr>
+      <w:r>
+        <w:rPr>
+          <w:rFonts w:ascii="Nunito" w:hAnsi="Nunito" w:eastAsia="Nunito" w:cs="Nunito"/>
+          <w:b w:val="0"/>
+          <w:i w:val="0"/>
+          <w:color w:val="222222"/>
+          <w:sz w:val="22"/>
+        </w:rPr>
+        <w:t>________________________________________________________________</w:t>
       </w:r>
     </w:p>
     <w:p>
@@ -221,7 +236,7 @@
           <w:color w:val="222222"/>
           <w:sz w:val="22"/>
         </w:rPr>
-        <w:t>Complete the branches below. Sub-questions at each level must be mutually exclusive and collectively exhaustive.</w:t>
+        <w:t>Invent the top-level branches from the evidence in the data room. Sub-questions at each level must be mutually exclusive and collectively exhaustive. Do not force the tree into a pre-set list of topics.</w:t>
       </w:r>
     </w:p>
     <w:tbl>
@@ -240,7 +255,7 @@
       <w:tr>
         <w:tc>
           <w:tcPr>
-            <w:tcW w:type="dxa" w:w="1584"/>
+            <w:tcW w:type="dxa" w:w="2016"/>
             <w:shd w:val="clear" w:color="auto" w:fill="1B2A4A"/>
           </w:tcPr>
           <w:p>
@@ -251,13 +266,13 @@
                 <w:color w:val="FFFFFF"/>
                 <w:sz w:val="20"/>
               </w:rPr>
-              <w:t>Branch</w:t>
+              <w:t>Branch (your label)</w:t>
             </w:r>
           </w:p>
         </w:tc>
         <w:tc>
           <w:tcPr>
-            <w:tcW w:type="dxa" w:w="2592"/>
+            <w:tcW w:type="dxa" w:w="2448"/>
             <w:shd w:val="clear" w:color="auto" w:fill="1B2A4A"/>
           </w:tcPr>
           <w:p>
@@ -274,7 +289,7 @@
         </w:tc>
         <w:tc>
           <w:tcPr>
-            <w:tcW w:type="dxa" w:w="2592"/>
+            <w:tcW w:type="dxa" w:w="2448"/>
             <w:shd w:val="clear" w:color="auto" w:fill="1B2A4A"/>
           </w:tcPr>
           <w:p>
@@ -291,7 +306,7 @@
         </w:tc>
         <w:tc>
           <w:tcPr>
-            <w:tcW w:type="dxa" w:w="2448"/>
+            <w:tcW w:type="dxa" w:w="2304"/>
             <w:shd w:val="clear" w:color="auto" w:fill="1B2A4A"/>
           </w:tcPr>
           <w:p>
@@ -310,34 +325,7 @@
       <w:tr>
         <w:tc>
           <w:tcPr>
-            <w:tcW w:type="dxa" w:w="1584"/>
-          </w:tcPr>
-          <w:p>
-            <w:r>
-              <w:rPr>
-                <w:rFonts w:ascii="Nunito" w:hAnsi="Nunito" w:eastAsia="Nunito" w:cs="Nunito"/>
-                <w:sz w:val="20"/>
-              </w:rPr>
-              <w:t>Programmes</w:t>
-            </w:r>
-          </w:p>
-        </w:tc>
-        <w:tc>
-          <w:tcPr>
-            <w:tcW w:type="dxa" w:w="2592"/>
-          </w:tcPr>
-          <w:p>
-            <w:r>
-              <w:rPr>
-                <w:rFonts w:ascii="Nunito" w:hAnsi="Nunito" w:eastAsia="Nunito" w:cs="Nunito"/>
-                <w:sz w:val="20"/>
-              </w:rPr>
-            </w:r>
-          </w:p>
-        </w:tc>
-        <w:tc>
-          <w:tcPr>
-            <w:tcW w:type="dxa" w:w="2592"/>
+            <w:tcW w:type="dxa" w:w="2016"/>
           </w:tcPr>
           <w:p>
             <w:r>
@@ -361,27 +349,9 @@
             </w:r>
           </w:p>
         </w:tc>
-      </w:tr>
-      <w:tr>
         <w:tc>
           <w:tcPr>
-            <w:tcW w:type="dxa" w:w="1584"/>
-            <w:shd w:val="clear" w:color="auto" w:fill="F2F4F7"/>
-          </w:tcPr>
-          <w:p>
-            <w:r>
-              <w:rPr>
-                <w:rFonts w:ascii="Nunito" w:hAnsi="Nunito" w:eastAsia="Nunito" w:cs="Nunito"/>
-                <w:sz w:val="20"/>
-              </w:rPr>
-              <w:t>Geography</w:t>
-            </w:r>
-          </w:p>
-        </w:tc>
-        <w:tc>
-          <w:tcPr>
-            <w:tcW w:type="dxa" w:w="2592"/>
-            <w:shd w:val="clear" w:color="auto" w:fill="F2F4F7"/>
+            <w:tcW w:type="dxa" w:w="2448"/>
           </w:tcPr>
           <w:p>
             <w:r>
@@ -394,7 +364,22 @@
         </w:tc>
         <w:tc>
           <w:tcPr>
-            <w:tcW w:type="dxa" w:w="2592"/>
+            <w:tcW w:type="dxa" w:w="2304"/>
+          </w:tcPr>
+          <w:p>
+            <w:r>
+              <w:rPr>
+                <w:rFonts w:ascii="Nunito" w:hAnsi="Nunito" w:eastAsia="Nunito" w:cs="Nunito"/>
+                <w:sz w:val="20"/>
+              </w:rPr>
+            </w:r>
+          </w:p>
+        </w:tc>
+      </w:tr>
+      <w:tr>
+        <w:tc>
+          <w:tcPr>
+            <w:tcW w:type="dxa" w:w="2016"/>
             <w:shd w:val="clear" w:color="auto" w:fill="F2F4F7"/>
           </w:tcPr>
           <w:p>
@@ -420,25 +405,10 @@
             </w:r>
           </w:p>
         </w:tc>
-      </w:tr>
-      <w:tr>
         <w:tc>
           <w:tcPr>
-            <w:tcW w:type="dxa" w:w="1584"/>
-          </w:tcPr>
-          <w:p>
-            <w:r>
-              <w:rPr>
-                <w:rFonts w:ascii="Nunito" w:hAnsi="Nunito" w:eastAsia="Nunito" w:cs="Nunito"/>
-                <w:sz w:val="20"/>
-              </w:rPr>
-              <w:t>Funding</w:t>
-            </w:r>
-          </w:p>
-        </w:tc>
-        <w:tc>
-          <w:tcPr>
-            <w:tcW w:type="dxa" w:w="2592"/>
+            <w:tcW w:type="dxa" w:w="2448"/>
+            <w:shd w:val="clear" w:color="auto" w:fill="F2F4F7"/>
           </w:tcPr>
           <w:p>
             <w:r>
@@ -451,7 +421,23 @@
         </w:tc>
         <w:tc>
           <w:tcPr>
-            <w:tcW w:type="dxa" w:w="2592"/>
+            <w:tcW w:type="dxa" w:w="2304"/>
+            <w:shd w:val="clear" w:color="auto" w:fill="F2F4F7"/>
+          </w:tcPr>
+          <w:p>
+            <w:r>
+              <w:rPr>
+                <w:rFonts w:ascii="Nunito" w:hAnsi="Nunito" w:eastAsia="Nunito" w:cs="Nunito"/>
+                <w:sz w:val="20"/>
+              </w:rPr>
+            </w:r>
+          </w:p>
+        </w:tc>
+      </w:tr>
+      <w:tr>
+        <w:tc>
+          <w:tcPr>
+            <w:tcW w:type="dxa" w:w="2016"/>
           </w:tcPr>
           <w:p>
             <w:r>
@@ -475,27 +461,9 @@
             </w:r>
           </w:p>
         </w:tc>
-      </w:tr>
-      <w:tr>
         <w:tc>
           <w:tcPr>
-            <w:tcW w:type="dxa" w:w="1584"/>
-            <w:shd w:val="clear" w:color="auto" w:fill="F2F4F7"/>
-          </w:tcPr>
-          <w:p>
-            <w:r>
-              <w:rPr>
-                <w:rFonts w:ascii="Nunito" w:hAnsi="Nunito" w:eastAsia="Nunito" w:cs="Nunito"/>
-                <w:sz w:val="20"/>
-              </w:rPr>
-              <w:t>Operations</w:t>
-            </w:r>
-          </w:p>
-        </w:tc>
-        <w:tc>
-          <w:tcPr>
-            <w:tcW w:type="dxa" w:w="2592"/>
-            <w:shd w:val="clear" w:color="auto" w:fill="F2F4F7"/>
+            <w:tcW w:type="dxa" w:w="2448"/>
           </w:tcPr>
           <w:p>
             <w:r>
@@ -508,7 +476,22 @@
         </w:tc>
         <w:tc>
           <w:tcPr>
-            <w:tcW w:type="dxa" w:w="2592"/>
+            <w:tcW w:type="dxa" w:w="2304"/>
+          </w:tcPr>
+          <w:p>
+            <w:r>
+              <w:rPr>
+                <w:rFonts w:ascii="Nunito" w:hAnsi="Nunito" w:eastAsia="Nunito" w:cs="Nunito"/>
+                <w:sz w:val="20"/>
+              </w:rPr>
+            </w:r>
+          </w:p>
+        </w:tc>
+      </w:tr>
+      <w:tr>
+        <w:tc>
+          <w:tcPr>
+            <w:tcW w:type="dxa" w:w="2016"/>
             <w:shd w:val="clear" w:color="auto" w:fill="F2F4F7"/>
           </w:tcPr>
           <w:p>
@@ -534,25 +517,10 @@
             </w:r>
           </w:p>
         </w:tc>
-      </w:tr>
-      <w:tr>
         <w:tc>
           <w:tcPr>
-            <w:tcW w:type="dxa" w:w="1584"/>
-          </w:tcPr>
-          <w:p>
-            <w:r>
-              <w:rPr>
-                <w:rFonts w:ascii="Nunito" w:hAnsi="Nunito" w:eastAsia="Nunito" w:cs="Nunito"/>
-                <w:sz w:val="20"/>
-              </w:rPr>
-              <w:t>Measurement</w:t>
-            </w:r>
-          </w:p>
-        </w:tc>
-        <w:tc>
-          <w:tcPr>
-            <w:tcW w:type="dxa" w:w="2592"/>
+            <w:tcW w:type="dxa" w:w="2448"/>
+            <w:shd w:val="clear" w:color="auto" w:fill="F2F4F7"/>
           </w:tcPr>
           <w:p>
             <w:r>
@@ -565,7 +533,23 @@
         </w:tc>
         <w:tc>
           <w:tcPr>
-            <w:tcW w:type="dxa" w:w="2592"/>
+            <w:tcW w:type="dxa" w:w="2304"/>
+            <w:shd w:val="clear" w:color="auto" w:fill="F2F4F7"/>
+          </w:tcPr>
+          <w:p>
+            <w:r>
+              <w:rPr>
+                <w:rFonts w:ascii="Nunito" w:hAnsi="Nunito" w:eastAsia="Nunito" w:cs="Nunito"/>
+                <w:sz w:val="20"/>
+              </w:rPr>
+            </w:r>
+          </w:p>
+        </w:tc>
+      </w:tr>
+      <w:tr>
+        <w:tc>
+          <w:tcPr>
+            <w:tcW w:type="dxa" w:w="2016"/>
           </w:tcPr>
           <w:p>
             <w:r>
@@ -579,6 +563,32 @@
         <w:tc>
           <w:tcPr>
             <w:tcW w:type="dxa" w:w="2448"/>
+          </w:tcPr>
+          <w:p>
+            <w:r>
+              <w:rPr>
+                <w:rFonts w:ascii="Nunito" w:hAnsi="Nunito" w:eastAsia="Nunito" w:cs="Nunito"/>
+                <w:sz w:val="20"/>
+              </w:rPr>
+            </w:r>
+          </w:p>
+        </w:tc>
+        <w:tc>
+          <w:tcPr>
+            <w:tcW w:type="dxa" w:w="2448"/>
+          </w:tcPr>
+          <w:p>
+            <w:r>
+              <w:rPr>
+                <w:rFonts w:ascii="Nunito" w:hAnsi="Nunito" w:eastAsia="Nunito" w:cs="Nunito"/>
+                <w:sz w:val="20"/>
+              </w:rPr>
+            </w:r>
+          </w:p>
+        </w:tc>
+        <w:tc>
+          <w:tcPr>
+            <w:tcW w:type="dxa" w:w="2304"/>
           </w:tcPr>
           <w:p>
             <w:r>
